--- a/outputs/buch-reaktion/buch5-MANUSKRIPT.docx
+++ b/outputs/buch-reaktion/buch5-MANUSKRIPT.docx
@@ -363,16 +363,16 @@
           <w:i w:val="0"/>
           <w:sz w:val="21"/>
         </w:rPr>
+        <w:t>18. Was du deinen eigenen Kindern stattdessen mitgeben willst</w:t>
+      </w:r>
+    </w:p>
+    <w:p>
+      <w:r>
+        <w:rPr>
+          <w:i w:val="0"/>
+          <w:sz w:val="21"/>
+        </w:rPr>
         <w:t>17b. Wenn du merkst, dass du das Muster selbst weitergegeben hast</w:t>
-      </w:r>
-    </w:p>
-    <w:p>
-      <w:r>
-        <w:rPr>
-          <w:i w:val="0"/>
-          <w:sz w:val="21"/>
-        </w:rPr>
-        <w:t>18. Was du deinen eigenen Kindern stattdessen mitgeben willst</w:t>
       </w:r>
     </w:p>
     <w:p>
@@ -1038,7 +1038,7 @@
           <w:i w:val="0"/>
           <w:sz w:val="21"/>
         </w:rPr>
-        <w:t>Sie entwickelt sich, wenn ein Kind über längere Zeit in einer Umgebung lebt, in der es nützlich war, jede kleine Veränderung sofort zu bemerken, weil die grossen Veränderungen oft ohne Vorwarnung kamen. Das Nervensystem passt sich an diese Notwendigkeit an, so wie sich ein Muskel an regelmässiges Training anpasst.</w:t>
+        <w:t>Sie entsteht aus demselben Alarmmechanismus des Nervensystems, der bereits in Kapitel 1 beschrieben wurde, nur dass hier nicht eine bestimmte Stille, sondern jede kleinste Veränderung im Umfeld zum Auslöser wird.</w:t>
       </w:r>
     </w:p>
     <w:p>
@@ -1353,7 +1353,7 @@
           <w:i w:val="0"/>
           <w:sz w:val="21"/>
         </w:rPr>
-        <w:t>Empathie heisst: Ich merke, was du fühlst, und bleibe trotzdem ich. Verschmelzung heisst: Dein Gefühl wird augenblicklich zu meinem, ohne dass ich noch unterscheiden kann, wo du aufhörst und ich anfange.</w:t>
+        <w:t>Ob du merkst, was die andere Person fühlt, und dabei trotzdem du bleibst, oder ob ihr Gefühl augenblicklich zu deinem eigenen wird, bis du nicht mehr unterscheiden kannst, wo sie aufhört und du anfängst: Genau das unterscheidet Empathie von Verschmelzung.</w:t>
       </w:r>
     </w:p>
     <w:p>
@@ -1493,7 +1493,7 @@
           <w:i w:val="0"/>
           <w:sz w:val="21"/>
         </w:rPr>
-        <w:t>Kontrolle und Fürsorge fühlen sich von innen fast identisch an, weil beide aus echter Sorge um einen anderen Menschen entstehen. Der Unterschied zeigt sich erst am Ziel: Fürsorge lässt Raum für einen anderen Ausgang. Kontrolle versucht, genau einen bestimmten Ausgang sicherzustellen.</w:t>
+        <w:t>Kontrolle und Fürsorge fühlen sich von innen fast identisch an, weil beide aus echter Sorge um einen anderen Menschen entstehen. Der Unterschied zeigt sich erst am Ziel, und zwar an einer einfachen Frage: Lässt du Raum für einen anderen Ausgang, oder sorgst du dafür, dass nur ein einziger Ausgang möglich bleibt?</w:t>
       </w:r>
     </w:p>
     <w:p>
@@ -1790,7 +1790,7 @@
           <w:i w:val="0"/>
           <w:sz w:val="21"/>
         </w:rPr>
-        <w:t>Schuld sagt: Ich habe etwas falsch gemacht. Scham sagt: Mit mir stimmt etwas nicht. Der zweite Satz ist der gefährlichere, weil er sich nicht auf eine Handlung bezieht, sondern auf die ganze Person.</w:t>
+        <w:t>Der Unterschied zeigt sich in der inneren Stimme danach: „Ich habe etwas falsch gemacht“ ist Schuld. „Mit mir stimmt etwas nicht“ ist Scham, und dieser zweite Satz ist der gefährlichere, weil er sich nicht auf eine Handlung bezieht, sondern auf die ganze Person.</w:t>
       </w:r>
     </w:p>
     <w:p>
@@ -1986,7 +1986,7 @@
           <w:i/>
           <w:sz w:val="21"/>
         </w:rPr>
-        <w:t>TikTok  ·  Seine Erwartung. Nicht deine Schuld.</w:t>
+        <w:t>TikTok  ·  Wessen Erwartung trägst du gerade, als wäre sie deine Schuld?</w:t>
       </w:r>
     </w:p>
     <w:p>
@@ -2223,7 +2223,7 @@
           <w:i/>
           <w:sz w:val="21"/>
         </w:rPr>
-        <w:t>TikTok  ·  Sein Tag. Nicht deiner.</w:t>
+        <w:t>TikTok  ·  Lass ihm seinen Tag. Deiner gehört dir.</w:t>
       </w:r>
     </w:p>
     <w:p>
@@ -2291,16 +2291,7 @@
           <w:i w:val="0"/>
           <w:sz w:val="21"/>
         </w:rPr>
-        <w:t>Wut ist unter allen Emotionen diejenige, die im Körper am stärksten Alarmreaktionen auslöst, weil sie evolutionär eng mit tatsächlicher Gefahr verbunden ist. Ein Nervensystem, das gelernt hat, fremde Wut als persönliche Gefahr einzustufen, reagiert entsprechend heftig, selbst wenn die reale Gefahr längst nicht mehr besteht.</w:t>
-      </w:r>
-    </w:p>
-    <w:p>
-      <w:r>
-        <w:rPr>
-          <w:i w:val="0"/>
-          <w:sz w:val="21"/>
-        </w:rPr>
-        <w:t>Wenn Wut in der Kindheit regelmässig mit Bestrafung, Liebesentzug oder Unberechenbarkeit verbunden war, bleibt diese Verknüpfung oft jahrzehntelang bestehen, selbst wenn die aktuelle wütende Person, ein Chef, ein Partner, ein Freund, überhaupt keine Bedrohung darstellt.</w:t>
+        <w:t>Dieser Alarm folgt demselben Mechanismus, der in Kapitel 1 beschrieben wurde: Ein Nervensystem, das früh gelernt hat, ein bestimmtes Signal als Gefahr zu lesen, reagiert auch heute noch heftig darauf. Bei Wut kommt hinzu, dass sie evolutionär besonders eng mit echter Gefahr verknüpft ist und in der Kindheit oft tatsächlich mit Bestrafung, Liebesentzug oder Unberechenbarkeit einherging.</w:t>
       </w:r>
     </w:p>
     <w:p>
@@ -2337,7 +2328,7 @@
           <w:i/>
           <w:sz w:val="21"/>
         </w:rPr>
-        <w:t>TikTok  ·  Seine Wut. Nicht dein Urteil.</w:t>
+        <w:t>TikTok  ·  Dass er wütend ist, ist sein Zustand, nicht automatisch ein Urteil über dich.</w:t>
       </w:r>
     </w:p>
     <w:p>
@@ -2806,7 +2797,7 @@
           <w:i w:val="0"/>
           <w:sz w:val="21"/>
         </w:rPr>
-        <w:t>Das Gegenteil ist der Fall. Loslassen heisst nicht, aufzuhören, jemanden zu lieben. Es heisst, aufzuhören, seine Gefühle zu deinem persönlichen Projekt zu machen.</w:t>
+        <w:t>Das Gegenteil ist der Fall: Du hörst beim Loslassen nicht auf, einen Menschen zu lieben, sondern hörst auf, seine Gefühle zu deinem persönlichen Projekt zu machen.</w:t>
       </w:r>
     </w:p>
     <w:p>
@@ -3157,16 +3148,7 @@
           <w:i w:val="0"/>
           <w:sz w:val="21"/>
         </w:rPr>
-        <w:t>Gesichtsausdrücke werden von unserem Gehirn extrem schnell und weitgehend unbewusst verarbeitet, noch bevor eine bewusste Bewertung stattfindet. Bei Menschen mit einer Geschichte emotional unberechenbarer Bezugspersonen ist diese Verarbeitung besonders empfindlich eingestellt.</w:t>
-      </w:r>
-    </w:p>
-    <w:p>
-      <w:r>
-        <w:rPr>
-          <w:i w:val="0"/>
-          <w:sz w:val="21"/>
-        </w:rPr>
-        <w:t>Ein bestimmter Gesichtsausdruck kann so zu einem regelrechten Auslöser werden, der eine körperliche Reaktion in Gang setzt, lange bevor der Verstand die Situation überhaupt eingeordnet hat. Das erklärt, warum manche Reaktionen sich so unverhältnismässig stark anfühlen im Vergleich zum tatsächlichen Anlass.</w:t>
+        <w:t>Dieser Alarm folgt demselben Mechanismus, der in Kapitel 1 beschrieben wurde: ein früh sensibilisiertes Nervensystem reagiert, bevor der Verstand die Situation einordnen kann. Bei einem enttäuschten Gesicht entsteht so eine besonders schnelle Verknüpfung, weil unser Gehirn Gesichtsausdrücke noch unbewusster verarbeitet als andere Signale.</w:t>
       </w:r>
     </w:p>
     <w:p>
@@ -4414,7 +4396,7 @@
           <w:i w:val="0"/>
           <w:sz w:val="21"/>
         </w:rPr>
-        <w:t>Tief verankerte Schutzmuster sitzen in älteren, schnelleren Teilen des Nervensystems als der bewusste Wille. Der Wille kann kurzfristig gegen ein solches Muster ansteuern, verliert aber fast immer, sobald echter Stress hinzukommt.</w:t>
+        <w:t>Das liegt am selben Mechanismus, der in Kapitel 1 beschrieben wurde: Schutzmuster sitzen in älteren, schnelleren Teilen des Nervensystems als der bewusste Wille, der gegen sie fast immer verliert, sobald echter Stress hinzukommt.</w:t>
       </w:r>
     </w:p>
     <w:p>

--- a/outputs/buch-reaktion/buch5-MANUSKRIPT.docx
+++ b/outputs/buch-reaktion/buch5-MANUSKRIPT.docx
@@ -3148,7 +3148,7 @@
           <w:i w:val="0"/>
           <w:sz w:val="21"/>
         </w:rPr>
-        <w:t>Dieser Alarm folgt demselben Mechanismus, der in Kapitel 1 beschrieben wurde: ein früh sensibilisiertes Nervensystem reagiert, bevor der Verstand die Situation einordnen kann. Bei einem enttäuschten Gesicht entsteht so eine besonders schnelle Verknüpfung, weil unser Gehirn Gesichtsausdrücke noch unbewusster verarbeitet als andere Signale.</w:t>
+        <w:t>Das ist derselbe Mechanismus wie in Kapitel 1: ein früh sensibilisiertes Nervensystem reagiert, bevor der Verstand die Situation einordnen kann. Bei einem enttäuschten Gesicht entsteht so eine besonders schnelle Verknüpfung, weil unser Gehirn Gesichtsausdrücke noch unbewusster verarbeitet als andere Signale.</w:t>
       </w:r>
     </w:p>
     <w:p>

--- a/outputs/buch-reaktion/buch5-MANUSKRIPT.docx
+++ b/outputs/buch-reaktion/buch5-MANUSKRIPT.docx
@@ -798,6 +798,15 @@
     </w:p>
     <w:p>
       <w:r>
+        <w:rPr>
+          <w:i w:val="0"/>
+          <w:sz w:val="21"/>
+        </w:rPr>
+        <w:t>Ein kurzer Hinweis, bevor es losgeht: Am Ende dieses Buchs wartet ein kostenloses Extra für dich. Du findest es auf der letzten Seite.</w:t>
+      </w:r>
+    </w:p>
+    <w:p>
+      <w:r>
         <w:br w:type="page"/>
       </w:r>
     </w:p>
@@ -888,7 +897,7 @@
           <w:i w:val="0"/>
           <w:sz w:val="21"/>
         </w:rPr>
-        <w:t>Was in solchen Momenten tatsächlich passiert, spielt sich grösstenteils ausserhalb des bewussten Denkens ab. Ein Nervensystem, das früh gelernt hat, Stille als Vorbote von etwas Schlechtem zu lesen, schlägt Alarm, bevor der Verstand überhaupt eine Chance hatte, die Situation zu prüfen.</w:t>
+        <w:t>Was in solchen Momenten tatsächlich passiert, spielt sich grösstenteils ausserhalb des bewussten Denkens ab. Ein Teil von dir, der früh gelernt hat, Stille als Vorbote von etwas Schlechtem zu lesen, schlägt Alarm, bevor der Verstand überhaupt eine Chance hatte, die Situation zu prüfen.</w:t>
       </w:r>
     </w:p>
     <w:p>
@@ -906,7 +915,7 @@
           <w:i w:val="0"/>
           <w:sz w:val="21"/>
         </w:rPr>
-        <w:t>Wer als Kind in einem Zuhause aufwuchs, in dem Stille tatsächlich oft der Anfang von etwas Schwierigem war, hat diesen Zusammenhang nicht falsch gelernt. Er war einmal richtig. Das Problem ist nur, dass ein erwachsenes Nervensystem oft weiterhin so reagiert, selbst in Situationen, in denen die Stille wirklich nur Stille ist, ein müder Moment, ein ruhiger Gedanke, nichts weiter.</w:t>
+        <w:t>Wer als Kind in einem Zuhause aufwuchs, in dem Stille tatsächlich oft der Anfang von etwas Schwierigem war, hat diesen Zusammenhang nicht falsch gelernt. Er war einmal richtig. Das Problem ist nur, dass dieser Teil von dir als Erwachsener oft weiterhin genauso reagiert, selbst in Situationen, in denen die Stille wirklich nur Stille ist, ein müder Moment, ein ruhiger Gedanke, nichts weiter.</w:t>
       </w:r>
     </w:p>
     <w:p>
@@ -1011,7 +1020,7 @@
           <w:i w:val="0"/>
           <w:sz w:val="21"/>
         </w:rPr>
-        <w:t>Ein Frühwarnsystem, das nie abschaltet, ist irgendwann keine Gabe mehr. Es ist eine Baustelle im Nervensystem, die Ruhe braucht, um wieder ausser Dienst gehen zu können.</w:t>
+        <w:t>Ein Frühwarnsystem, das nie abschaltet, ist irgendwann keine Gabe mehr. Es ist eine Baustelle in dir, die Ruhe braucht, um wieder ausser Dienst gehen zu können.</w:t>
       </w:r>
     </w:p>
     <w:p>
@@ -1038,7 +1047,7 @@
           <w:i w:val="0"/>
           <w:sz w:val="21"/>
         </w:rPr>
-        <w:t>Sie entsteht aus demselben Alarmmechanismus des Nervensystems, der bereits in Kapitel 1 beschrieben wurde, nur dass hier nicht eine bestimmte Stille, sondern jede kleinste Veränderung im Umfeld zum Auslöser wird.</w:t>
+        <w:t>Was als Schutz vor einer einzigen Gefahr begann, breitet sich mit der Zeit aus: Die gleiche Wachsamkeit, die früher auf ein bestimmtes Zeichen achtete, beginnt irgendwann, jede kleinste Veränderung im Umfeld als mögliches Signal zu lesen.</w:t>
       </w:r>
     </w:p>
     <w:p>
@@ -1056,7 +1065,7 @@
           <w:i w:val="0"/>
           <w:sz w:val="21"/>
         </w:rPr>
-        <w:t>Ruhe entsteht nicht dadurch, dass man versucht, weniger sensibel zu sein. Sie entsteht dadurch, dem Nervensystem über viele kleine, sichere Erfahrungen beizubringen, dass nicht jede Veränderung eine Bedrohung ankündigt.</w:t>
+        <w:t>Ruhe entsteht nicht dadurch, dass man versucht, weniger sensibel zu sein. Sie entsteht dadurch, diesem wachsamen Teil von dir über viele kleine, sichere Erfahrungen beizubringen, dass nicht jede Veränderung eine Bedrohung ankündigt.</w:t>
       </w:r>
     </w:p>
     <w:p>
@@ -1607,7 +1616,7 @@
           <w:i w:val="0"/>
           <w:sz w:val="21"/>
         </w:rPr>
-        <w:t>Vorauseilende Rechtfertigung ist im Kern ein Versuch, eine mögliche negative Reaktion zu verhindern, bevor sie überhaupt entstehen kann. Psychologisch gesehen ist das eine Form von Kontrolle über die Zukunft, ein Versuch, ein ungewisses soziales Ergebnis vorab abzusichern.</w:t>
+        <w:t>Vorauseilende Rechtfertigung ist im Kern ein Versuch, eine mögliche negative Reaktion zu verhindern, bevor sie überhaupt entstehen kann. Unter der Oberfläche ist das eine Form von Kontrolle über die Zukunft, ein Versuch, ein ungewisses soziales Ergebnis vorab abzusichern.</w:t>
       </w:r>
     </w:p>
     <w:p>
@@ -2291,7 +2300,7 @@
           <w:i w:val="0"/>
           <w:sz w:val="21"/>
         </w:rPr>
-        <w:t>Dieser Alarm folgt demselben Mechanismus, der in Kapitel 1 beschrieben wurde: Ein Nervensystem, das früh gelernt hat, ein bestimmtes Signal als Gefahr zu lesen, reagiert auch heute noch heftig darauf. Bei Wut kommt hinzu, dass sie evolutionär besonders eng mit echter Gefahr verknüpft ist und in der Kindheit oft tatsächlich mit Bestrafung, Liebesentzug oder Unberechenbarkeit einherging.</w:t>
+        <w:t>Was hier losgeht, ist derselbe alte Alarm, nur lauter: Ein Teil von dir, der früh gelernt hat, ein bestimmtes Signal als Gefahr zu lesen, reagiert auch heute noch heftig darauf. Bei Wut kommt hinzu, dass sie evolutionär besonders eng mit echter Gefahr verknüpft ist und in der Kindheit oft tatsächlich mit Bestrafung, Liebesentzug oder Unberechenbarkeit einherging.</w:t>
       </w:r>
     </w:p>
     <w:p>
@@ -3148,7 +3157,7 @@
           <w:i w:val="0"/>
           <w:sz w:val="21"/>
         </w:rPr>
-        <w:t>Das ist derselbe Mechanismus wie in Kapitel 1: ein früh sensibilisiertes Nervensystem reagiert, bevor der Verstand die Situation einordnen kann. Bei einem enttäuschten Gesicht entsteht so eine besonders schnelle Verknüpfung, weil unser Gehirn Gesichtsausdrücke noch unbewusster verarbeitet als andere Signale.</w:t>
+        <w:t>Auch hier reagiert ein Teil von dir, der früh genau auf solche Signale geeicht wurde, schneller als der Verstand mitreden kann. Bei einem enttäuschten Gesicht entsteht so eine besonders schnelle Verknüpfung, weil unser Gehirn Gesichtsausdrücke noch unbewusster verarbeitet als andere Signale.</w:t>
       </w:r>
     </w:p>
     <w:p>
@@ -3566,7 +3575,7 @@
           <w:i w:val="0"/>
           <w:sz w:val="21"/>
         </w:rPr>
-        <w:t>Soziale Medien sind technisch darauf ausgelegt, Vergleich und soziale Bewertung zu maximieren, weil genau das die Nutzungsdauer erhöht. Für ein Nervensystem, das ohnehin stark auf fremde Reaktionen fixiert ist, wirkt diese Umgebung wie ein Verstärker eines bereits vorhandenen Musters.</w:t>
+        <w:t>Soziale Medien sind technisch darauf ausgelegt, Vergleich und soziale Bewertung zu maximieren, weil genau das die Nutzungsdauer erhöht. Für einen Teil von dir, der ohnehin stark auf fremde Reaktionen fixiert ist, wirkt diese Umgebung wie ein Verstärker eines bereits vorhandenen Musters.</w:t>
       </w:r>
     </w:p>
     <w:p>
@@ -3776,7 +3785,7 @@
           <w:i w:val="0"/>
           <w:sz w:val="21"/>
         </w:rPr>
-        <w:t>Neue Verhaltensweisen sind neurologisch gesehen zunächst schwächer verankert als alte, tief eingeübte Muster. Unter Stress greift das Gehirn bevorzugt auf die stärkere, ältere Verbindung zurück, weil das kognitiv weniger Aufwand bedeutet.</w:t>
+        <w:t>Neue Verhaltensweisen sind zunächst einfach schwächer verankert als alte, tief eingeübte Muster. Unter Stress greift das Gehirn bevorzugt auf die stärkere, ältere Verbindung zurück, weil das kognitiv weniger Aufwand bedeutet.</w:t>
       </w:r>
     </w:p>
     <w:p>
@@ -3977,7 +3986,7 @@
           <w:i w:val="0"/>
           <w:sz w:val="21"/>
         </w:rPr>
-        <w:t>Muster werden selten bewusst weitergegeben. Meist geschieht es durch schlichte Nachahmung: Ein Kind sieht, wie ein Elternteil mit fremden Gefühlen umgeht, und übernimmt dieses Verhalten, lange bevor es dafür Worte hat.</w:t>
+        <w:t>Muster werden selten bewusst weitergegeben. Meist geschieht es durch schlichte Nachahmung: Ein Kind sieht, wie ein Elternteil mit fremden Gefühlen umgeht, und übernimmt dieses Verhalten, lange bevor es dafür Worte hat. Das Kind kennt zu diesem Zeitpunkt kein zweites Vorbild, mit dem es vergleichen könnte. Und jedes Mal, wenn das alte Muster im Elternhaus die Anspannung tatsächlich senkt, lernt der kleine Körper: Genau so geht das. Mit jeder Wiederholung setzt sich dieser Weg tiefer fest, bis er sich Jahre später wie die eigene, selbstverständliche Art anfühlt, mit der Welt umzugehen.</w:t>
       </w:r>
     </w:p>
     <w:p>
@@ -4177,7 +4186,7 @@
           <w:i w:val="0"/>
           <w:sz w:val="21"/>
         </w:rPr>
-        <w:t>Selbstkritik aktiviert im Körper ähnliche Stressreaktionen wie eine externe Bedrohung, weil das Nervensystem kaum zwischen einer äusseren und einer selbst erzeugten Bedrohung unterscheidet. Dauerhafte Selbstkritik hält den Körper also in einem Zustand, der Veränderung eher erschwert als erleichtert.</w:t>
+        <w:t>Selbstkritik aktiviert im Körper ähnliche Stressreaktionen wie eine externe Bedrohung, weil dieser wache Teil von dir kaum zwischen einer äusseren und einer selbst erzeugten Bedrohung unterscheidet. Dauerhafte Selbstkritik hält den Körper also in einem Zustand, der Veränderung eher erschwert als erleichtert.</w:t>
       </w:r>
     </w:p>
     <w:p>
@@ -4291,7 +4300,7 @@
           <w:i w:val="0"/>
           <w:sz w:val="21"/>
         </w:rPr>
-        <w:t>Der beschriebene Moment, in dem eine fremde enttäuschte Reaktion keinen inneren Zusammenbruch mehr auslöst, markiert neurologisch betrachtet eine neue, ruhigere Verknüpfung, die die alte Alarmreaktion nach und nach ersetzt.</w:t>
+        <w:t>Der beschriebene Moment, in dem eine fremde enttäuschte Reaktion keinen inneren Zusammenbruch mehr auslöst, markiert im Körper eine neue, ruhigere Verknüpfung, die die alte Alarmreaktion nach und nach ersetzt.</w:t>
       </w:r>
     </w:p>
     <w:p>
@@ -4378,7 +4387,7 @@
           <w:i w:val="0"/>
           <w:sz w:val="21"/>
         </w:rPr>
-        <w:t>Veränderung entsteht hier nicht durch mehr Anstrengung, sondern durch neue, wiederholte Erfahrungen, die dem Nervensystem zeigen: Diese alte Schutzstrategie wird nicht mehr gebraucht. Das braucht Zeit, keinen stärkeren Willen.</w:t>
+        <w:t>Veränderung entsteht hier nicht durch mehr Anstrengung, sondern durch neue, wiederholte Erfahrungen, die diesem wachen Teil von dir zeigen: Diese alte Schutzstrategie wird nicht mehr gebraucht. Das braucht Zeit, keinen stärkeren Willen.</w:t>
       </w:r>
     </w:p>
     <w:p>
@@ -4396,16 +4405,16 @@
           <w:i w:val="0"/>
           <w:sz w:val="21"/>
         </w:rPr>
-        <w:t>Das liegt am selben Mechanismus, der in Kapitel 1 beschrieben wurde: Schutzmuster sitzen in älteren, schnelleren Teilen des Nervensystems als der bewusste Wille, der gegen sie fast immer verliert, sobald echter Stress hinzukommt.</w:t>
-      </w:r>
-    </w:p>
-    <w:p>
-      <w:r>
-        <w:rPr>
-          <w:i w:val="0"/>
-          <w:sz w:val="21"/>
-        </w:rPr>
-        <w:t>Das erklärt, warum gut gemeinte Vorsätze in ruhigen Momenten oft leicht klingen und in echten Situationen trotzdem scheitern. Es ist kein Charakterfehler, sondern die normale Reihenfolge, in der das Nervensystem unter Druck reagiert.</w:t>
+        <w:t>Schutzmuster sitzen tiefer in dir und reagieren schneller als der bewusste Wille, der gegen sie fast immer verliert, sobald echter Stress hinzukommt.</w:t>
+      </w:r>
+    </w:p>
+    <w:p>
+      <w:r>
+        <w:rPr>
+          <w:i w:val="0"/>
+          <w:sz w:val="21"/>
+        </w:rPr>
+        <w:t>Das erklärt, warum gut gemeinte Vorsätze in ruhigen Momenten oft leicht klingen und in echten Situationen trotzdem scheitern. Es ist kein Charakterfehler, sondern die normale Reihenfolge, in der dieser Teil von dir unter Druck reagiert.</w:t>
       </w:r>
     </w:p>
     <w:p>
